--- a/reports/r0147.docx
+++ b/reports/r0147.docx
@@ -45,7 +45,7 @@
           <w:color w:val="000000"/>
           <w:sz w:val="21"/>
         </w:rPr>
-        <w:t>■ 吐鲁番经济总量列新疆维吾尔自治区第十位，人均GDP约9.55万元、人均经济实力在省内相对靠后，经济增速由9.00%回落至3.30%、有所放缓；固定资产投资最新增速9.40%，经济运行总体平稳。【待补充：吐鲁番市的行政与战略定位、支柱产业及龙头企业（数据库未覆盖，需人工补充）】</w:t>
+        <w:t>■ 吐鲁番作为新疆维吾尔自治区下辖地级市，经济总量列新疆维吾尔自治区第十位，人均GDP约9.55万元、人均经济实力在省内相对靠后，经济增速由9.00%回落至3.30%、有所放缓；固定资产投资最新增速9.40%，经济运行总体平稳。</w:t>
       </w:r>
     </w:p>
     <w:p>
@@ -75,7 +75,7 @@
           <w:color w:val="000000"/>
           <w:sz w:val="21"/>
         </w:rPr>
-        <w:t>产业结构方面，2025年吐鲁番市三次产业结构为15.1:48.7:36.2。【待补充：支柱产业、主要龙头企业、对外贸易等定性描述（数据库未覆盖）】</w:t>
+        <w:t>产业结构方面，2025年吐鲁番市三次产业结构为15.1:48.7:36.2，第二产业占比较高、工业是经济支柱，农业基础较好。</w:t>
       </w:r>
     </w:p>
     <w:p>
